--- a/lab2-screenshots.docx
+++ b/lab2-screenshots.docx
@@ -450,14 +450,11 @@
         <w:jc w:val="center"/>
       </w:pPr>
       <w:r>
-        <w:rPr>
-          <w:noProof/>
-        </w:rPr>
         <w:drawing>
-          <wp:inline distT="0" distB="0" distL="0" distR="0" wp14:anchorId="175D5D7A" wp14:editId="73D7D3DB">
-            <wp:extent cx="2590800" cy="4953000"/>
-            <wp:effectExtent l="0" t="0" r="0" b="0"/>
-            <wp:docPr id="1302703436" name="Рисунок 1302703436"/>
+          <wp:inline distT="0" distB="0" distL="0" distR="0" wp14:anchorId="3F41440E" wp14:editId="155E25A2">
+            <wp:extent cx="3215640" cy="6203716"/>
+            <wp:effectExtent l="0" t="0" r="3810" b="6985"/>
+            <wp:docPr id="1282966605" name="Рисунок 1"/>
             <wp:cNvGraphicFramePr>
               <a:graphicFrameLocks xmlns:a="http://schemas.openxmlformats.org/drawingml/2006/main" noChangeAspect="1"/>
             </wp:cNvGraphicFramePr>
@@ -465,22 +462,19 @@
               <a:graphicData uri="http://schemas.openxmlformats.org/drawingml/2006/picture">
                 <pic:pic xmlns:pic="http://schemas.openxmlformats.org/drawingml/2006/picture">
                   <pic:nvPicPr>
-                    <pic:cNvPr id="0" name=""/>
-                    <pic:cNvPicPr>
-                      <a:picLocks noChangeAspect="1" noChangeArrowheads="1"/>
-                    </pic:cNvPicPr>
+                    <pic:cNvPr id="1282966605" name=""/>
+                    <pic:cNvPicPr/>
                   </pic:nvPicPr>
                   <pic:blipFill>
                     <a:blip r:embed="rId10"/>
-                    <a:srcRect/>
                     <a:stretch>
                       <a:fillRect/>
                     </a:stretch>
                   </pic:blipFill>
-                  <pic:spPr bwMode="auto">
+                  <pic:spPr>
                     <a:xfrm>
                       <a:off x="0" y="0"/>
-                      <a:ext cx="2590800" cy="4953000"/>
+                      <a:ext cx="3220236" cy="6212584"/>
                     </a:xfrm>
                     <a:prstGeom prst="rect">
                       <a:avLst/>
@@ -613,7 +607,6 @@
         <w:rPr>
           <w:noProof/>
         </w:rPr>
-        <w:lastRenderedPageBreak/>
         <w:drawing>
           <wp:inline distT="0" distB="0" distL="0" distR="0" wp14:anchorId="06354C37" wp14:editId="45B99074">
             <wp:extent cx="2619375" cy="4953000"/>
@@ -755,6 +748,7 @@
         <w:spacing w:before="200"/>
       </w:pPr>
       <w:r>
+        <w:lastRenderedPageBreak/>
         <w:t>Скриншот 10</w:t>
       </w:r>
     </w:p>
@@ -774,7 +768,6 @@
         <w:rPr>
           <w:noProof/>
         </w:rPr>
-        <w:lastRenderedPageBreak/>
         <w:drawing>
           <wp:inline distT="0" distB="0" distL="0" distR="0" wp14:anchorId="40ABEF12" wp14:editId="1EFF64DA">
             <wp:extent cx="2590800" cy="4953000"/>

--- a/lab2-screenshots.docx
+++ b/lab2-screenshots.docx
@@ -450,6 +450,9 @@
         <w:jc w:val="center"/>
       </w:pPr>
       <w:r>
+        <w:rPr>
+          <w:noProof/>
+        </w:rPr>
         <w:drawing>
           <wp:inline distT="0" distB="0" distL="0" distR="0" wp14:anchorId="3F41440E" wp14:editId="155E25A2">
             <wp:extent cx="3215640" cy="6203716"/>
@@ -1537,33 +1540,61 @@
     <w:p>
       <w:pPr>
         <w:spacing w:after="100"/>
-      </w:pPr>
-      <w:r>
-        <w:t>ORM-контроллер: POST /</w:t>
+        <w:rPr>
+          <w:lang w:val="en-US"/>
+        </w:rPr>
+      </w:pPr>
+      <w:r>
+        <w:rPr>
+          <w:lang w:val="en-US"/>
+        </w:rPr>
+        <w:t>ORM-</w:t>
+      </w:r>
+      <w:r>
+        <w:t>контроллер</w:t>
+      </w:r>
+      <w:r>
+        <w:rPr>
+          <w:lang w:val="en-US"/>
+        </w:rPr>
+        <w:t>: POST /</w:t>
       </w:r>
       <w:proofErr w:type="spellStart"/>
       <w:r>
-        <w:t>power_components</w:t>
+        <w:rPr>
+          <w:lang w:val="en-US"/>
+        </w:rPr>
+        <w:t>power_</w:t>
+      </w:r>
+      <w:proofErr w:type="gramStart"/>
+      <w:r>
+        <w:rPr>
+          <w:lang w:val="en-US"/>
+        </w:rPr>
+        <w:t>components</w:t>
       </w:r>
       <w:proofErr w:type="spellEnd"/>
       <w:r>
-        <w:t>/{</w:t>
-      </w:r>
-      <w:proofErr w:type="spellStart"/>
-      <w:r>
-        <w:t>id</w:t>
-      </w:r>
-      <w:proofErr w:type="spellEnd"/>
-      <w:r>
-        <w:t>}/</w:t>
-      </w:r>
-      <w:proofErr w:type="spellStart"/>
-      <w:r>
-        <w:t>publish</w:t>
-      </w:r>
-      <w:proofErr w:type="spellEnd"/>
-      <w:r>
-        <w:t xml:space="preserve"> (публикация).</w:t>
+        <w:rPr>
+          <w:lang w:val="en-US"/>
+        </w:rPr>
+        <w:t>/{id}/</w:t>
+      </w:r>
+      <w:proofErr w:type="gramEnd"/>
+      <w:r>
+        <w:rPr>
+          <w:lang w:val="en-US"/>
+        </w:rPr>
+        <w:t>publish (</w:t>
+      </w:r>
+      <w:r>
+        <w:t>публикация</w:t>
+      </w:r>
+      <w:r>
+        <w:rPr>
+          <w:lang w:val="en-US"/>
+        </w:rPr>
+        <w:t>).</w:t>
       </w:r>
     </w:p>
     <w:p>
@@ -1839,14 +1870,11 @@
         <w:jc w:val="center"/>
       </w:pPr>
       <w:r>
-        <w:rPr>
-          <w:noProof/>
-        </w:rPr>
         <w:drawing>
-          <wp:inline distT="0" distB="0" distL="0" distR="0" wp14:anchorId="5D8C61BC" wp14:editId="6D8E5FFB">
-            <wp:extent cx="5905500" cy="3295650"/>
-            <wp:effectExtent l="0" t="0" r="0" b="0"/>
-            <wp:docPr id="440006101" name="Рисунок 440006101"/>
+          <wp:inline distT="0" distB="0" distL="0" distR="0" wp14:anchorId="05DEE6DC" wp14:editId="26305164">
+            <wp:extent cx="5731510" cy="2077085"/>
+            <wp:effectExtent l="0" t="0" r="2540" b="0"/>
+            <wp:docPr id="1275103661" name="Рисунок 1"/>
             <wp:cNvGraphicFramePr>
               <a:graphicFrameLocks xmlns:a="http://schemas.openxmlformats.org/drawingml/2006/main" noChangeAspect="1"/>
             </wp:cNvGraphicFramePr>
@@ -1854,22 +1882,19 @@
               <a:graphicData uri="http://schemas.openxmlformats.org/drawingml/2006/picture">
                 <pic:pic xmlns:pic="http://schemas.openxmlformats.org/drawingml/2006/picture">
                   <pic:nvPicPr>
-                    <pic:cNvPr id="0" name=""/>
-                    <pic:cNvPicPr>
-                      <a:picLocks noChangeAspect="1" noChangeArrowheads="1"/>
-                    </pic:cNvPicPr>
+                    <pic:cNvPr id="1275103661" name=""/>
+                    <pic:cNvPicPr/>
                   </pic:nvPicPr>
                   <pic:blipFill>
                     <a:blip r:embed="rId26"/>
-                    <a:srcRect/>
                     <a:stretch>
                       <a:fillRect/>
                     </a:stretch>
                   </pic:blipFill>
-                  <pic:spPr bwMode="auto">
+                  <pic:spPr>
                     <a:xfrm>
                       <a:off x="0" y="0"/>
-                      <a:ext cx="5905500" cy="3295650"/>
+                      <a:ext cx="5731510" cy="2077085"/>
                     </a:xfrm>
                     <a:prstGeom prst="rect">
                       <a:avLst/>
